--- a/ky/wisdom-stories/my-alif-has-been-dotted.docx
+++ b/ky/wisdom-stories/my-alif-has-been-dotted.docx
@@ -81,7 +81,7 @@
           <w:sz w:val="22"/>
           <w:lang w:val="ky-KG"/>
         </w:rPr>
-        <w:t xml:space="preserve">Сабак: </w:t>
+        <w:t>Сабак: Кээде бир тамганын, бир көз ирмемдин өзгөрүшү кубанычты кайгыга айлантат. Тилибиздеги ар бир айтылыш бир сезимдин, бир окуянын изин алып жүрөт.</w:t>
       </w:r>
       <w:r>
         <w:rPr>
@@ -90,7 +90,6 @@
           <w:sz w:val="22"/>
           <w:lang w:val="ky-KG"/>
         </w:rPr>
-        <w:t>Сөз айкашында элдин сезими да, өткөн турмушу да сакталат. Анын төркүнүн аңдасаң, айтылган муңду тереңирээк түшүнөсүң.</w:t>
       </w:r>
     </w:p>
     <w:p>
@@ -110,7 +109,7 @@
           <w:sz w:val="18"/>
           <w:lang w:val="ky-KG"/>
         </w:rPr>
-        <w:t>Окуя ачык интернет булактарынан алынды.</w:t>
+        <w:t>Аңгемелер ачык интернет булактарынан алынган, иллюстрациялар болсо ЖИ менен түзүлгөн.</w:t>
       </w:r>
     </w:p>
     <w:sectPr>

--- a/ky/wisdom-stories/my-alif-has-been-dotted.docx
+++ b/ky/wisdom-stories/my-alif-has-been-dotted.docx
@@ -3,115 +3,71 @@
 <w:document xmlns:wpc="http://schemas.microsoft.com/office/word/2010/wordprocessingCanvas" xmlns:cx="http://schemas.microsoft.com/office/drawing/2014/chartex" xmlns:cx1="http://schemas.microsoft.com/office/drawing/2015/9/8/chartex" xmlns:cx2="http://schemas.microsoft.com/office/drawing/2015/10/21/chartex" xmlns:cx3="http://schemas.microsoft.com/office/drawing/2016/5/9/chartex" xmlns:cx4="http://schemas.microsoft.com/office/drawing/2016/5/10/chartex" xmlns:cx5="http://schemas.microsoft.com/office/drawing/2016/5/11/chartex" xmlns:cx6="http://schemas.microsoft.com/office/drawing/2016/5/12/chartex" xmlns:cx7="http://schemas.microsoft.com/office/drawing/2016/5/13/chartex" xmlns:cx8="http://schemas.microsoft.com/office/drawing/2016/5/14/chartex" xmlns:mc="http://schemas.openxmlformats.org/markup-compatibility/2006" xmlns:aink="http://schemas.microsoft.com/office/drawing/2016/ink" xmlns:am3d="http://schemas.microsoft.com/office/drawing/2017/model3d" xmlns:o="urn:schemas-microsoft-com:office:office" xmlns:oel="http://schemas.microsoft.com/office/2019/extlst" xmlns:r="http://schemas.openxmlformats.org/officeDocument/2006/relationships" xmlns:m="http://schemas.openxmlformats.org/officeDocument/2006/math" xmlns:v="urn:schemas-microsoft-com:vml" xmlns:wp14="http://schemas.microsoft.com/office/word/2010/wordprocessingDrawing" xmlns:wp="http://schemas.openxmlformats.org/drawingml/2006/wordprocessingDrawing" xmlns:w10="urn:schemas-microsoft-com:office:word" xmlns:w="http://schemas.openxmlformats.org/wordprocessingml/2006/main" xmlns:w14="http://schemas.microsoft.com/office/word/2010/wordml" xmlns:w15="http://schemas.microsoft.com/office/word/2012/wordml" xmlns:w16cex="http://schemas.microsoft.com/office/word/2018/wordml/cex" xmlns:w16cid="http://schemas.microsoft.com/office/word/2016/wordml/cid" xmlns:w16="http://schemas.microsoft.com/office/word/2018/wordml" xmlns:w16du="http://schemas.microsoft.com/office/word/2023/wordml/word16du" xmlns:w16sdtdh="http://schemas.microsoft.com/office/word/2020/wordml/sdtdatahash" xmlns:w16sdtfl="http://schemas.microsoft.com/office/word/2024/wordml/sdtformatlock" xmlns:w16se="http://schemas.microsoft.com/office/word/2015/wordml/symex" xmlns:wpg="http://schemas.microsoft.com/office/word/2010/wordprocessingGroup" xmlns:wpi="http://schemas.microsoft.com/office/word/2010/wordprocessingInk" xmlns:wne="http://schemas.microsoft.com/office/word/2006/wordml" xmlns:wps="http://schemas.microsoft.com/office/word/2010/wordprocessingShape" mc:Ignorable="w14 w15 w16se w16cid w16 w16cex w16sdtdh w16sdtfl w16du wp14">
   <w:body>
     <w:p>
-      <w:pPr>
-        <w:pStyle w:val="Title"/>
-        <w:keepNext/>
-        <w:keepLines w:val="0"/>
-        <w:pageBreakBefore w:val="0"/>
-        <w:widowControl/>
-        <w:spacing w:line="269" w:lineRule="auto" w:after="180" w:before="0"/>
-      </w:pPr>
-      <w:bookmarkStart w:id="10141" w:name="Story_142"/>
       <w:r>
         <w:rPr>
-          <w:rFonts w:ascii="Arial" w:hAnsi="Arial"/>
           <w:b/>
-          <w:color w:val="000000"/>
-          <w:sz w:val="34"/>
-          <w:lang w:val="ky-KG"/>
+          <w:bCs/>
         </w:rPr>
-        <w:t>Алифим чекиттелди</w:t>
-      </w:r>
-      <w:bookmarkEnd w:id="10141"/>
-    </w:p>
-    <w:p>
-      <w:pPr>
-        <w:keepNext w:val="0"/>
-        <w:keepLines w:val="0"/>
-        <w:pageBreakBefore w:val="0"/>
-        <w:widowControl/>
-        <w:spacing w:line="269" w:lineRule="auto" w:after="120" w:before="0"/>
-      </w:pPr>
-      <w:r>
-        <w:rPr>
-          <w:rFonts w:ascii="Arial" w:eastAsia="Arial" w:hAnsi="Arial"/>
-          <w:color w:val="000000"/>
-          <w:sz w:val="22"/>
-          <w:lang w:val="ky-KG"/>
-        </w:rPr>
-        <w:t>Түркия түркчөсүндө «elifim noktalandı» деген сөз айкашы бар. Бул сөз айкашы эски Осмон жазуусунда «алиф» (ا) тамгасы менен «хе» (ه) тамгасынын жанаша жазылышынан (اه) келип чыккан. «Алифтен» кийин келген «хе» формасы жагынан чекитти элестеткендиктен, «алифим чекиттелди» деп айтылат; ал өтмө мааниде «кубанычым кайгыга айланды» дегенди билдирет. Анткени узун жана ичке көрүнгөн «алиф» тамгасы эркиндик менен сулуулукту, ал эми ийилип, эзилип калгандай көрүнгөн «хе» тамгасы кысым менен чөгүүнү туюнтат.</w:t>
+        <w:t>Алифиме чекит коюлду</w:t>
       </w:r>
     </w:p>
     <w:p>
-      <w:pPr>
-        <w:keepNext/>
-        <w:keepLines w:val="0"/>
-        <w:pageBreakBefore w:val="0"/>
-        <w:widowControl/>
-        <w:spacing w:line="269" w:lineRule="auto" w:after="120" w:before="0"/>
-      </w:pPr>
       <w:r>
-        <w:rPr>
-          <w:rFonts w:ascii="Arial" w:eastAsia="Arial" w:hAnsi="Arial"/>
-          <w:color w:val="000000"/>
-          <w:sz w:val="22"/>
-          <w:lang w:val="ky-KG"/>
-        </w:rPr>
-        <w:t>Бул эки тамга бириккенде «ах» деген зар үнү жаралат.</w:t>
+        <w:t>Түрк тилинде «elifim noktalandı» — «алифиме чекит коюлду» деген сөз айкашы бар. Ал «үшкүрүп турам, жүрөгүм ооруп турат» деген маанини билдирет. Башкача айтканда, кубанычтын кайгыга айланганын көркөм туюнтат.</w:t>
       </w:r>
     </w:p>
     <w:p>
-      <w:pPr>
-        <w:pStyle w:val="Moral"/>
-        <w:keepNext/>
-        <w:keepLines/>
-        <w:pageBreakBefore w:val="0"/>
-        <w:widowControl/>
-        <w:spacing w:before="120" w:after="120" w:line="269" w:lineRule="auto"/>
-        <w:ind w:left="240" w:right="240"/>
-        <w:rPr>
-          <w:lang/>
-        </w:rPr>
-      </w:pPr>
       <w:r>
-        <w:rPr>
-          <w:rFonts w:ascii="Arial" w:hAnsi="Arial"/>
-          <w:b/>
-          <w:color w:val="000000"/>
-          <w:sz w:val="22"/>
-          <w:lang w:val="ky-KG"/>
-        </w:rPr>
-        <w:t>Сабак: Кээде бир тамганын, бир көз ирмемдин өзгөрүшү кубанычты кайгыга айлантат. Тилибиздеги ар бир айтылыш бир сезимдин, бир окуянын изин алып жүрөт.</w:t>
+        <w:t>Бул сөз айкашынын бир түшүндүрмөсү эски осмон жазуусундагы тамгалардын көрүнүшүнө байланыштуу. «Алиф» (</w:t>
       </w:r>
       <w:r>
         <w:rPr>
-          <w:rFonts w:ascii="Arial" w:hAnsi="Arial"/>
-          <w:color w:val="000000"/>
-          <w:sz w:val="22"/>
-          <w:lang w:val="ky-KG"/>
+          <w:rFonts w:ascii="Arial" w:hAnsi="Arial" w:cs="Arial"/>
         </w:rPr>
+        <w:t>ا</w:t>
+      </w:r>
+      <w:r>
+        <w:t>) тамгасынан кийин «хе» (</w:t>
+      </w:r>
+      <w:r>
+        <w:rPr>
+          <w:rFonts w:ascii="Arial" w:hAnsi="Arial" w:cs="Arial"/>
+        </w:rPr>
+        <w:t>ه</w:t>
+      </w:r>
+      <w:r>
+        <w:t>) келсе, «ах» деген үшкүрүк пайда болот. Узун алифтин жанындагы кичинекей, тоголок «хе» чекитке окшоштурулат. «Алифиме чекит коюлду» деген туюнтма ушул окшоштук аркылуу чечмеленет.</w:t>
       </w:r>
     </w:p>
     <w:p>
-      <w:pPr>
-        <w:keepNext w:val="0"/>
-        <w:keepLines w:val="0"/>
-        <w:pageBreakBefore w:val="0"/>
-        <w:widowControl/>
-        <w:spacing w:before="0" w:after="160" w:line="269" w:lineRule="auto"/>
-        <w:jc w:val="right"/>
-      </w:pPr>
+      <w:r>
+        <w:t>Бул поэтикалык чечмелөөдө тик, ичке алиф сулуулук менен эркиндикти эске салат. Анын жанындагы ийилген «хе» болсо кайгынын жүгүн көтөрүп тургандай сезилет. Эки тамга биригип, бир үшкүрүккө айланат.</w:t>
+      </w:r>
+    </w:p>
+    <w:p>
+      <w:r>
+        <w:t>Ошентип, тамгалардын көрүнүшү адамдын жүрөгүндөгү өзгөрүүнү туюнтат: аз эле мурда кубаныч турган жерди эми кайгы ээлейт.</w:t>
+      </w:r>
+    </w:p>
+    <w:p>
       <w:r>
         <w:rPr>
-          <w:rFonts w:ascii="Arial" w:eastAsia="Arial" w:hAnsi="Arial" w:cs="Arial"/>
-          <w:i/>
-          <w:color w:val="000000"/>
-          <w:sz w:val="18"/>
-          <w:lang w:val="ky-KG"/>
+          <w:b/>
+          <w:bCs/>
         </w:rPr>
-        <w:t>Аңгемелер ачык интернет булактарынан алынган, иллюстрациялар болсо ЖИ менен түзүлгөн.</w:t>
+        <w:t>Сабак: Кээде кичинекей өзгөрүү терең сезимди билдирет. Тил ойлорубузду гана эмес, кубанычыбыз менен кайгыбыздын издерин да сактайт.</w:t>
       </w:r>
     </w:p>
+    <w:p>
+      <w:r>
+        <w:rPr>
+          <w:i/>
+          <w:iCs/>
+        </w:rPr>
+        <w:t>Аңгемелер интернеттен чогултулуп, жасалма интеллекттин жардамы менен иштелип чыккан. Бардык сүрөттөр жасалма интеллект аркылуу түзүлгөн.</w:t>
+      </w:r>
+    </w:p>
+    <w:p/>
     <w:sectPr>
       <w:headerReference w:type="even" r:id="rId7"/>
       <w:headerReference w:type="default" r:id="rId8"/>
@@ -942,7 +898,6 @@
     </w:pPr>
     <w:rPr>
       <w:rFonts w:asciiTheme="majorHAnsi" w:eastAsiaTheme="majorEastAsia" w:hAnsiTheme="majorHAnsi" w:cstheme="majorBidi"/>
-      <w:color w:val="000000"/>
       <w:sz w:val="40"/>
       <w:szCs w:val="40"/>
     </w:rPr>
@@ -964,7 +919,6 @@
     </w:pPr>
     <w:rPr>
       <w:rFonts w:asciiTheme="majorHAnsi" w:eastAsiaTheme="majorEastAsia" w:hAnsiTheme="majorHAnsi" w:cstheme="majorBidi"/>
-      <w:color w:val="000000"/>
       <w:sz w:val="32"/>
       <w:szCs w:val="32"/>
     </w:rPr>
@@ -987,7 +941,6 @@
     </w:pPr>
     <w:rPr>
       <w:rFonts w:eastAsiaTheme="majorEastAsia" w:cstheme="majorBidi"/>
-      <w:color w:val="000000"/>
       <w:sz w:val="28"/>
       <w:szCs w:val="28"/>
     </w:rPr>
@@ -1012,7 +965,6 @@
       <w:rFonts w:eastAsiaTheme="majorEastAsia" w:cstheme="majorBidi"/>
       <w:i/>
       <w:iCs/>
-      <w:color w:val="000000"/>
     </w:rPr>
   </w:style>
   <w:style w:type="paragraph" w:styleId="Heading5">
@@ -1033,7 +985,6 @@
     </w:pPr>
     <w:rPr>
       <w:rFonts w:eastAsiaTheme="majorEastAsia" w:cstheme="majorBidi"/>
-      <w:color w:val="000000"/>
     </w:rPr>
   </w:style>
   <w:style w:type="paragraph" w:styleId="Heading6">
@@ -1056,7 +1007,6 @@
       <w:rFonts w:eastAsiaTheme="majorEastAsia" w:cstheme="majorBidi"/>
       <w:i/>
       <w:iCs/>
-      <w:color w:val="000000"/>
     </w:rPr>
   </w:style>
   <w:style w:type="paragraph" w:styleId="Heading7">
@@ -1077,7 +1027,6 @@
     </w:pPr>
     <w:rPr>
       <w:rFonts w:eastAsiaTheme="majorEastAsia" w:cstheme="majorBidi"/>
-      <w:color w:val="000000"/>
     </w:rPr>
   </w:style>
   <w:style w:type="paragraph" w:styleId="Heading8">
@@ -1100,7 +1049,6 @@
       <w:rFonts w:eastAsiaTheme="majorEastAsia" w:cstheme="majorBidi"/>
       <w:i/>
       <w:iCs/>
-      <w:color w:val="000000"/>
     </w:rPr>
   </w:style>
   <w:style w:type="paragraph" w:styleId="Heading9">
@@ -1121,13 +1069,11 @@
     </w:pPr>
     <w:rPr>
       <w:rFonts w:eastAsiaTheme="majorEastAsia" w:cstheme="majorBidi"/>
-      <w:color w:val="000000"/>
     </w:rPr>
   </w:style>
   <w:style w:type="character" w:default="1" w:styleId="DefaultParagraphFont">
     <w:name w:val="Default Paragraph Font"/>
     <w:uiPriority w:val="1"/>
-    <w:semiHidden/>
     <w:unhideWhenUsed/>
   </w:style>
   <w:style w:type="table" w:default="1" w:styleId="TableNormal">
@@ -1283,7 +1229,6 @@
     </w:pPr>
     <w:rPr>
       <w:rFonts w:asciiTheme="majorHAnsi" w:eastAsiaTheme="majorEastAsia" w:hAnsiTheme="majorHAnsi" w:cstheme="majorBidi"/>
-      <w:color w:val="000000"/>
       <w:spacing w:val="-10"/>
       <w:kern w:val="28"/>
       <w:sz w:val="56"/>
@@ -1319,7 +1264,6 @@
     </w:pPr>
     <w:rPr>
       <w:rFonts w:eastAsiaTheme="majorEastAsia" w:cstheme="majorBidi"/>
-      <w:color w:val="000000"/>
       <w:spacing w:val="15"/>
       <w:sz w:val="28"/>
       <w:szCs w:val="28"/>
@@ -1354,7 +1298,6 @@
     <w:rPr>
       <w:i/>
       <w:iCs/>
-      <w:color w:val="000000"/>
     </w:rPr>
   </w:style>
   <w:style w:type="character" w:customStyle="1" w:styleId="QuoteChar">
@@ -1379,9 +1322,6 @@
       <w:ind w:left="720"/>
       <w:contextualSpacing/>
     </w:pPr>
-    <w:rPr>
-      <w:color w:val="000000"/>
-    </w:rPr>
   </w:style>
   <w:style w:type="character" w:styleId="IntenseEmphasis">
     <w:name w:val="Intense Emphasis"/>
@@ -1411,7 +1351,6 @@
     <w:rPr>
       <w:i/>
       <w:iCs/>
-      <w:color w:val="000000"/>
     </w:rPr>
   </w:style>
   <w:style w:type="character" w:customStyle="1" w:styleId="IntenseQuoteChar">
@@ -1451,9 +1390,6 @@
     <w:pPr>
       <w:spacing w:after="100"/>
     </w:pPr>
-    <w:rPr>
-      <w:color w:val="000000"/>
-    </w:rPr>
   </w:style>
   <w:style w:type="paragraph" w:customStyle="1" w:styleId="Moral">
     <w:name w:val="Moral"/>
@@ -1465,7 +1401,6 @@
     <w:rPr>
       <w:rFonts w:ascii="Arial" w:eastAsia="Arial" w:hAnsi="Arial"/>
       <w:i/>
-      <w:color w:val="000000"/>
       <w:kern w:val="0"/>
       <w:sz w:val="22"/>
       <w:szCs w:val="22"/>
@@ -1487,9 +1422,6 @@
       </w:tabs>
       <w:spacing w:after="0" w:line="240" w:lineRule="auto"/>
     </w:pPr>
-    <w:rPr>
-      <w:color w:val="000000"/>
-    </w:rPr>
   </w:style>
   <w:style w:type="character" w:customStyle="1" w:styleId="HeaderChar">
     <w:name w:val="Header Char"/>
@@ -1512,9 +1444,6 @@
       </w:tabs>
       <w:spacing w:after="0" w:line="240" w:lineRule="auto"/>
     </w:pPr>
-    <w:rPr>
-      <w:color w:val="000000"/>
-    </w:rPr>
   </w:style>
   <w:style w:type="character" w:customStyle="1" w:styleId="FooterChar">
     <w:name w:val="Footer Char"/>
@@ -1537,7 +1466,6 @@
     </w:pPr>
     <w:rPr>
       <w:rFonts w:eastAsiaTheme="minorEastAsia"/>
-      <w:color w:val="000000"/>
     </w:rPr>
   </w:style>
   <w:style w:type="paragraph" w:styleId="TOC3">
@@ -1554,7 +1482,6 @@
     </w:pPr>
     <w:rPr>
       <w:rFonts w:eastAsiaTheme="minorEastAsia"/>
-      <w:color w:val="000000"/>
     </w:rPr>
   </w:style>
   <w:style w:type="paragraph" w:styleId="TOC4">
@@ -1571,7 +1498,6 @@
     </w:pPr>
     <w:rPr>
       <w:rFonts w:eastAsiaTheme="minorEastAsia"/>
-      <w:color w:val="000000"/>
     </w:rPr>
   </w:style>
   <w:style w:type="paragraph" w:styleId="TOC5">
@@ -1588,7 +1514,6 @@
     </w:pPr>
     <w:rPr>
       <w:rFonts w:eastAsiaTheme="minorEastAsia"/>
-      <w:color w:val="000000"/>
     </w:rPr>
   </w:style>
   <w:style w:type="paragraph" w:styleId="TOC6">
@@ -1605,7 +1530,6 @@
     </w:pPr>
     <w:rPr>
       <w:rFonts w:eastAsiaTheme="minorEastAsia"/>
-      <w:color w:val="000000"/>
     </w:rPr>
   </w:style>
   <w:style w:type="paragraph" w:styleId="TOC7">
@@ -1622,7 +1546,6 @@
     </w:pPr>
     <w:rPr>
       <w:rFonts w:eastAsiaTheme="minorEastAsia"/>
-      <w:color w:val="000000"/>
     </w:rPr>
   </w:style>
   <w:style w:type="paragraph" w:styleId="TOC8">
@@ -1639,7 +1562,6 @@
     </w:pPr>
     <w:rPr>
       <w:rFonts w:eastAsiaTheme="minorEastAsia"/>
-      <w:color w:val="000000"/>
     </w:rPr>
   </w:style>
   <w:style w:type="paragraph" w:styleId="TOC9">
@@ -1656,7 +1578,6 @@
     </w:pPr>
     <w:rPr>
       <w:rFonts w:eastAsiaTheme="minorEastAsia"/>
-      <w:color w:val="000000"/>
     </w:rPr>
   </w:style>
   <w:style w:type="paragraph" w:styleId="TOCHeading">
@@ -1672,7 +1593,6 @@
       <w:outlineLvl w:val="9"/>
     </w:pPr>
     <w:rPr>
-      <w:color w:val="000000"/>
       <w:kern w:val="0"/>
       <w:sz w:val="32"/>
       <w:szCs w:val="32"/>
